--- a/Physical Diagnosis 2 Exam 1/pd2-exam-1-study-guide.docx
+++ b/Physical Diagnosis 2 Exam 1/pd2-exam-1-study-guide.docx
@@ -6661,6 +6661,12 @@
                 <w:sz w:val="18"/>
               </w:rPr>
               <w:t xml:space="preserve">1–2 cm </w:t>
+            </w:r>
+            <w:r>
+              <w:rPr>
+                <w:sz w:val="18"/>
+              </w:rPr>
+              <w:br/>
             </w:r>
             <w:r>
               <w:rPr>

--- a/Physical Diagnosis 2 Exam 1/pd2-exam-1-study-guide.docx
+++ b/Physical Diagnosis 2 Exam 1/pd2-exam-1-study-guide.docx
@@ -17668,6 +17668,56 @@
           <w:i w:val="0"/>
         </w:rPr>
         <w:t>. All 43 figures are reproduced from the lecture slides and each is cited to the slide it came from.</w:t>
+      </w:r>
+    </w:p>
+    <w:p>
+      <w:pPr>
+        <w:spacing w:after="120"/>
+      </w:pPr>
+      <w:r>
+        <w:rPr>
+          <w:b w:val="0"/>
+          <w:i w:val="0"/>
+        </w:rPr>
+        <w:t>← Back to Homepage</w:t>
+      </w:r>
+    </w:p>
+    <w:p>
+      <w:pPr>
+        <w:spacing w:after="120"/>
+      </w:pPr>
+      <w:r>
+        <w:rPr>
+          <w:b w:val="0"/>
+          <w:i w:val="0"/>
+        </w:rPr>
+        <w:t>Built from your %s lecture decks for personal study · Class of 2028.</w:t>
+      </w:r>
+    </w:p>
+    <w:p>
+      <w:pPr>
+        <w:spacing w:after="120"/>
+      </w:pPr>
+      <w:r>
+        <w:rPr>
+          <w:b w:val="0"/>
+          <w:i w:val="0"/>
+        </w:rPr>
+        <w:t xml:space="preserve">★ </w:t>
+      </w:r>
+      <w:r>
+        <w:rPr>
+          <w:b w:val="0"/>
+          <w:i w:val="0"/>
+        </w:rPr>
+        <w:t>If you see any mistakes, click here to report it</w:t>
+      </w:r>
+      <w:r>
+        <w:rPr>
+          <w:b w:val="0"/>
+          <w:i w:val="0"/>
+        </w:rPr>
+        <w:t xml:space="preserve"> ★</w:t>
       </w:r>
     </w:p>
     <w:sectPr>
